--- a/examples/online/doc/03-memory-policies.docx
+++ b/examples/online/doc/03-memory-policies.docx
@@ -587,7 +587,7 @@
         <w:rPr>
           <w:rStyle w:val="VerbatimChar"/>
         </w:rPr>
-        <w:t xml:space="preserve">## 1        1           5            0               0              0</w:t>
+        <w:t xml:space="preserve">## 1        1           5            0           0.000          0.000</w:t>
       </w:r>
       <w:r>
         <w:br/>
@@ -596,7 +596,7 @@
         <w:rPr>
           <w:rStyle w:val="VerbatimChar"/>
         </w:rPr>
-        <w:t xml:space="preserve">## 2        2           7            0               0              0</w:t>
+        <w:t xml:space="preserve">## 2        2           7            0           0.001          0.001</w:t>
       </w:r>
       <w:r>
         <w:br/>
@@ -605,7 +605,7 @@
         <w:rPr>
           <w:rStyle w:val="VerbatimChar"/>
         </w:rPr>
-        <w:t xml:space="preserve">## 3        3           9            0               0              0</w:t>
+        <w:t xml:space="preserve">## 3        3           9            0           0.000          0.000</w:t>
       </w:r>
       <w:r>
         <w:br/>
@@ -614,7 +614,7 @@
         <w:rPr>
           <w:rStyle w:val="VerbatimChar"/>
         </w:rPr>
-        <w:t xml:space="preserve">## 4        4          11            0               0              0</w:t>
+        <w:t xml:space="preserve">## 4        4          11            0           0.001          0.001</w:t>
       </w:r>
     </w:p>
     <w:bookmarkEnd w:id="11"/>
@@ -1006,7 +1006,7 @@
         <w:rPr>
           <w:rStyle w:val="VerbatimChar"/>
         </w:rPr>
-        <w:t xml:space="preserve">## 1        1           5            0               0              0</w:t>
+        <w:t xml:space="preserve">## 1        1           5            0           0.000          0.000</w:t>
       </w:r>
       <w:r>
         <w:br/>
@@ -1015,7 +1015,7 @@
         <w:rPr>
           <w:rStyle w:val="VerbatimChar"/>
         </w:rPr>
-        <w:t xml:space="preserve">## 2        2           7            0               0              0</w:t>
+        <w:t xml:space="preserve">## 2        2           7            0           0.001          0.001</w:t>
       </w:r>
       <w:r>
         <w:br/>
@@ -1024,7 +1024,7 @@
         <w:rPr>
           <w:rStyle w:val="VerbatimChar"/>
         </w:rPr>
-        <w:t xml:space="preserve">## 3        3           9            0               0              0</w:t>
+        <w:t xml:space="preserve">## 3        3           9            0           0.000          0.000</w:t>
       </w:r>
       <w:r>
         <w:br/>
@@ -1033,7 +1033,7 @@
         <w:rPr>
           <w:rStyle w:val="VerbatimChar"/>
         </w:rPr>
-        <w:t xml:space="preserve">## 4        4           6            0               0              0</w:t>
+        <w:t xml:space="preserve">## 4        4           6            0           0.001          0.001</w:t>
       </w:r>
     </w:p>
     <w:bookmarkEnd w:id="12"/>
@@ -1425,7 +1425,7 @@
         <w:rPr>
           <w:rStyle w:val="VerbatimChar"/>
         </w:rPr>
-        <w:t xml:space="preserve">## 1        1           5            0               0              0</w:t>
+        <w:t xml:space="preserve">## 1        1           5        0.001           0.000          0.001</w:t>
       </w:r>
       <w:r>
         <w:br/>
@@ -1434,7 +1434,7 @@
         <w:rPr>
           <w:rStyle w:val="VerbatimChar"/>
         </w:rPr>
-        <w:t xml:space="preserve">## 2        2           7            0               0              0</w:t>
+        <w:t xml:space="preserve">## 2        2           7        0.000           0.000          0.000</w:t>
       </w:r>
       <w:r>
         <w:br/>
@@ -1443,7 +1443,7 @@
         <w:rPr>
           <w:rStyle w:val="VerbatimChar"/>
         </w:rPr>
-        <w:t xml:space="preserve">## 3        3           7            0               0              0</w:t>
+        <w:t xml:space="preserve">## 3        3           7        0.000           0.001          0.001</w:t>
       </w:r>
       <w:r>
         <w:br/>
@@ -1452,7 +1452,7 @@
         <w:rPr>
           <w:rStyle w:val="VerbatimChar"/>
         </w:rPr>
-        <w:t xml:space="preserve">## 4        4           7            0               0              0</w:t>
+        <w:t xml:space="preserve">## 4        4           7        0.000           0.000          0.000</w:t>
       </w:r>
     </w:p>
     <w:bookmarkEnd w:id="13"/>
